--- a/Netflix_Data_Report.docx
+++ b/Netflix_Data_Report.docx
@@ -674,12 +674,6 @@
         <w:gridCol w:w="9360"/>
       </w:tblGrid>
       <w:tr>
-        <w:tblPrEx>
-          <w:tblCellMar>
-            <w:top w:w="0" w:type="dxa"/>
-            <w:bottom w:w="0" w:type="dxa"/>
-          </w:tblCellMar>
-        </w:tblPrEx>
         <w:tc>
           <w:tcPr>
             <w:tcW w:w="9360" w:type="dxa"/>
@@ -710,12 +704,6 @@
         </w:tc>
       </w:tr>
       <w:tr>
-        <w:tblPrEx>
-          <w:tblCellMar>
-            <w:top w:w="0" w:type="dxa"/>
-            <w:bottom w:w="0" w:type="dxa"/>
-          </w:tblCellMar>
-        </w:tblPrEx>
         <w:tc>
           <w:tcPr>
             <w:tcW w:w="9360" w:type="dxa"/>
@@ -746,12 +734,6 @@
         </w:tc>
       </w:tr>
       <w:tr>
-        <w:tblPrEx>
-          <w:tblCellMar>
-            <w:top w:w="0" w:type="dxa"/>
-            <w:bottom w:w="0" w:type="dxa"/>
-          </w:tblCellMar>
-        </w:tblPrEx>
         <w:tc>
           <w:tcPr>
             <w:tcW w:w="9360" w:type="dxa"/>
@@ -1347,12 +1329,6 @@
         <w:gridCol w:w="4360"/>
       </w:tblGrid>
       <w:tr>
-        <w:tblPrEx>
-          <w:tblCellMar>
-            <w:top w:w="0" w:type="dxa"/>
-            <w:bottom w:w="0" w:type="dxa"/>
-          </w:tblCellMar>
-        </w:tblPrEx>
         <w:tc>
           <w:tcPr>
             <w:tcW w:w="2800" w:type="dxa"/>
@@ -1445,12 +1421,6 @@
         </w:tc>
       </w:tr>
       <w:tr>
-        <w:tblPrEx>
-          <w:tblCellMar>
-            <w:top w:w="0" w:type="dxa"/>
-            <w:bottom w:w="0" w:type="dxa"/>
-          </w:tblCellMar>
-        </w:tblPrEx>
         <w:tc>
           <w:tcPr>
             <w:tcW w:w="2800" w:type="dxa"/>
@@ -1536,12 +1506,6 @@
         </w:tc>
       </w:tr>
       <w:tr>
-        <w:tblPrEx>
-          <w:tblCellMar>
-            <w:top w:w="0" w:type="dxa"/>
-            <w:bottom w:w="0" w:type="dxa"/>
-          </w:tblCellMar>
-        </w:tblPrEx>
         <w:tc>
           <w:tcPr>
             <w:tcW w:w="2800" w:type="dxa"/>
@@ -2387,12 +2351,6 @@
         <w:gridCol w:w="5400"/>
       </w:tblGrid>
       <w:tr>
-        <w:tblPrEx>
-          <w:tblCellMar>
-            <w:top w:w="0" w:type="dxa"/>
-            <w:bottom w:w="0" w:type="dxa"/>
-          </w:tblCellMar>
-        </w:tblPrEx>
         <w:tc>
           <w:tcPr>
             <w:tcW w:w="720" w:type="dxa"/>
@@ -2485,12 +2443,6 @@
         </w:tc>
       </w:tr>
       <w:tr>
-        <w:tblPrEx>
-          <w:tblCellMar>
-            <w:top w:w="0" w:type="dxa"/>
-            <w:bottom w:w="0" w:type="dxa"/>
-          </w:tblCellMar>
-        </w:tblPrEx>
         <w:tc>
           <w:tcPr>
             <w:tcW w:w="720" w:type="dxa"/>
@@ -2574,12 +2526,6 @@
         </w:tc>
       </w:tr>
       <w:tr>
-        <w:tblPrEx>
-          <w:tblCellMar>
-            <w:top w:w="0" w:type="dxa"/>
-            <w:bottom w:w="0" w:type="dxa"/>
-          </w:tblCellMar>
-        </w:tblPrEx>
         <w:tc>
           <w:tcPr>
             <w:tcW w:w="720" w:type="dxa"/>
@@ -2679,12 +2625,6 @@
         </w:tc>
       </w:tr>
       <w:tr>
-        <w:tblPrEx>
-          <w:tblCellMar>
-            <w:top w:w="0" w:type="dxa"/>
-            <w:bottom w:w="0" w:type="dxa"/>
-          </w:tblCellMar>
-        </w:tblPrEx>
         <w:tc>
           <w:tcPr>
             <w:tcW w:w="720" w:type="dxa"/>
@@ -2793,12 +2733,6 @@
         </w:tc>
       </w:tr>
       <w:tr>
-        <w:tblPrEx>
-          <w:tblCellMar>
-            <w:top w:w="0" w:type="dxa"/>
-            <w:bottom w:w="0" w:type="dxa"/>
-          </w:tblCellMar>
-        </w:tblPrEx>
         <w:tc>
           <w:tcPr>
             <w:tcW w:w="720" w:type="dxa"/>
@@ -2882,12 +2816,6 @@
         </w:tc>
       </w:tr>
       <w:tr>
-        <w:tblPrEx>
-          <w:tblCellMar>
-            <w:top w:w="0" w:type="dxa"/>
-            <w:bottom w:w="0" w:type="dxa"/>
-          </w:tblCellMar>
-        </w:tblPrEx>
         <w:tc>
           <w:tcPr>
             <w:tcW w:w="720" w:type="dxa"/>
@@ -2987,12 +2915,6 @@
         </w:tc>
       </w:tr>
       <w:tr>
-        <w:tblPrEx>
-          <w:tblCellMar>
-            <w:top w:w="0" w:type="dxa"/>
-            <w:bottom w:w="0" w:type="dxa"/>
-          </w:tblCellMar>
-        </w:tblPrEx>
         <w:tc>
           <w:tcPr>
             <w:tcW w:w="720" w:type="dxa"/>
@@ -3273,12 +3195,6 @@
         <w:gridCol w:w="9360"/>
       </w:tblGrid>
       <w:tr>
-        <w:tblPrEx>
-          <w:tblCellMar>
-            <w:top w:w="0" w:type="dxa"/>
-            <w:bottom w:w="0" w:type="dxa"/>
-          </w:tblCellMar>
-        </w:tblPrEx>
         <w:tc>
           <w:tcPr>
             <w:tcW w:w="9360" w:type="dxa"/>
@@ -3309,12 +3225,6 @@
         </w:tc>
       </w:tr>
       <w:tr>
-        <w:tblPrEx>
-          <w:tblCellMar>
-            <w:top w:w="0" w:type="dxa"/>
-            <w:bottom w:w="0" w:type="dxa"/>
-          </w:tblCellMar>
-        </w:tblPrEx>
         <w:tc>
           <w:tcPr>
             <w:tcW w:w="9360" w:type="dxa"/>
@@ -3345,12 +3255,6 @@
         </w:tc>
       </w:tr>
       <w:tr>
-        <w:tblPrEx>
-          <w:tblCellMar>
-            <w:top w:w="0" w:type="dxa"/>
-            <w:bottom w:w="0" w:type="dxa"/>
-          </w:tblCellMar>
-        </w:tblPrEx>
         <w:tc>
           <w:tcPr>
             <w:tcW w:w="9360" w:type="dxa"/>
@@ -3565,12 +3469,6 @@
         <w:gridCol w:w="3360"/>
       </w:tblGrid>
       <w:tr>
-        <w:tblPrEx>
-          <w:tblCellMar>
-            <w:top w:w="0" w:type="dxa"/>
-            <w:bottom w:w="0" w:type="dxa"/>
-          </w:tblCellMar>
-        </w:tblPrEx>
         <w:tc>
           <w:tcPr>
             <w:tcW w:w="2600" w:type="dxa"/>
@@ -3663,12 +3561,6 @@
         </w:tc>
       </w:tr>
       <w:tr>
-        <w:tblPrEx>
-          <w:tblCellMar>
-            <w:top w:w="0" w:type="dxa"/>
-            <w:bottom w:w="0" w:type="dxa"/>
-          </w:tblCellMar>
-        </w:tblPrEx>
         <w:tc>
           <w:tcPr>
             <w:tcW w:w="2600" w:type="dxa"/>
@@ -3763,12 +3655,6 @@
         </w:tc>
       </w:tr>
       <w:tr>
-        <w:tblPrEx>
-          <w:tblCellMar>
-            <w:top w:w="0" w:type="dxa"/>
-            <w:bottom w:w="0" w:type="dxa"/>
-          </w:tblCellMar>
-        </w:tblPrEx>
         <w:tc>
           <w:tcPr>
             <w:tcW w:w="2600" w:type="dxa"/>
@@ -3854,12 +3740,6 @@
         </w:tc>
       </w:tr>
       <w:tr>
-        <w:tblPrEx>
-          <w:tblCellMar>
-            <w:top w:w="0" w:type="dxa"/>
-            <w:bottom w:w="0" w:type="dxa"/>
-          </w:tblCellMar>
-        </w:tblPrEx>
         <w:tc>
           <w:tcPr>
             <w:tcW w:w="2600" w:type="dxa"/>
@@ -3954,12 +3834,6 @@
         </w:tc>
       </w:tr>
       <w:tr>
-        <w:tblPrEx>
-          <w:tblCellMar>
-            <w:top w:w="0" w:type="dxa"/>
-            <w:bottom w:w="0" w:type="dxa"/>
-          </w:tblCellMar>
-        </w:tblPrEx>
         <w:tc>
           <w:tcPr>
             <w:tcW w:w="2600" w:type="dxa"/>
@@ -4242,12 +4116,6 @@
         <w:gridCol w:w="4680"/>
       </w:tblGrid>
       <w:tr>
-        <w:tblPrEx>
-          <w:tblCellMar>
-            <w:top w:w="0" w:type="dxa"/>
-            <w:bottom w:w="0" w:type="dxa"/>
-          </w:tblCellMar>
-        </w:tblPrEx>
         <w:tc>
           <w:tcPr>
             <w:tcW w:w="4680" w:type="dxa"/>
@@ -4310,12 +4178,6 @@
         </w:tc>
       </w:tr>
       <w:tr>
-        <w:tblPrEx>
-          <w:tblCellMar>
-            <w:top w:w="0" w:type="dxa"/>
-            <w:bottom w:w="0" w:type="dxa"/>
-          </w:tblCellMar>
-        </w:tblPrEx>
         <w:tc>
           <w:tcPr>
             <w:tcW w:w="4680" w:type="dxa"/>
@@ -4390,12 +4252,6 @@
         </w:tc>
       </w:tr>
       <w:tr>
-        <w:tblPrEx>
-          <w:tblCellMar>
-            <w:top w:w="0" w:type="dxa"/>
-            <w:bottom w:w="0" w:type="dxa"/>
-          </w:tblCellMar>
-        </w:tblPrEx>
         <w:tc>
           <w:tcPr>
             <w:tcW w:w="4680" w:type="dxa"/>
@@ -4452,12 +4308,6 @@
         </w:tc>
       </w:tr>
       <w:tr>
-        <w:tblPrEx>
-          <w:tblCellMar>
-            <w:top w:w="0" w:type="dxa"/>
-            <w:bottom w:w="0" w:type="dxa"/>
-          </w:tblCellMar>
-        </w:tblPrEx>
         <w:tc>
           <w:tcPr>
             <w:tcW w:w="4680" w:type="dxa"/>
@@ -4514,12 +4364,6 @@
         </w:tc>
       </w:tr>
       <w:tr>
-        <w:tblPrEx>
-          <w:tblCellMar>
-            <w:top w:w="0" w:type="dxa"/>
-            <w:bottom w:w="0" w:type="dxa"/>
-          </w:tblCellMar>
-        </w:tblPrEx>
         <w:tc>
           <w:tcPr>
             <w:tcW w:w="4680" w:type="dxa"/>
@@ -5036,12 +4880,6 @@
         <w:gridCol w:w="4000"/>
       </w:tblGrid>
       <w:tr>
-        <w:tblPrEx>
-          <w:tblCellMar>
-            <w:top w:w="0" w:type="dxa"/>
-            <w:bottom w:w="0" w:type="dxa"/>
-          </w:tblCellMar>
-        </w:tblPrEx>
         <w:tc>
           <w:tcPr>
             <w:tcW w:w="2800" w:type="dxa"/>
@@ -5134,12 +4972,6 @@
         </w:tc>
       </w:tr>
       <w:tr>
-        <w:tblPrEx>
-          <w:tblCellMar>
-            <w:top w:w="0" w:type="dxa"/>
-            <w:bottom w:w="0" w:type="dxa"/>
-          </w:tblCellMar>
-        </w:tblPrEx>
         <w:tc>
           <w:tcPr>
             <w:tcW w:w="2800" w:type="dxa"/>
@@ -5223,12 +5055,6 @@
         </w:tc>
       </w:tr>
       <w:tr>
-        <w:tblPrEx>
-          <w:tblCellMar>
-            <w:top w:w="0" w:type="dxa"/>
-            <w:bottom w:w="0" w:type="dxa"/>
-          </w:tblCellMar>
-        </w:tblPrEx>
         <w:tc>
           <w:tcPr>
             <w:tcW w:w="2800" w:type="dxa"/>
@@ -5314,12 +5140,6 @@
         </w:tc>
       </w:tr>
       <w:tr>
-        <w:tblPrEx>
-          <w:tblCellMar>
-            <w:top w:w="0" w:type="dxa"/>
-            <w:bottom w:w="0" w:type="dxa"/>
-          </w:tblCellMar>
-        </w:tblPrEx>
         <w:tc>
           <w:tcPr>
             <w:tcW w:w="2800" w:type="dxa"/>
@@ -5405,12 +5225,6 @@
         </w:tc>
       </w:tr>
       <w:tr>
-        <w:tblPrEx>
-          <w:tblCellMar>
-            <w:top w:w="0" w:type="dxa"/>
-            <w:bottom w:w="0" w:type="dxa"/>
-          </w:tblCellMar>
-        </w:tblPrEx>
         <w:tc>
           <w:tcPr>
             <w:tcW w:w="2800" w:type="dxa"/>
@@ -5494,12 +5308,6 @@
         </w:tc>
       </w:tr>
       <w:tr>
-        <w:tblPrEx>
-          <w:tblCellMar>
-            <w:top w:w="0" w:type="dxa"/>
-            <w:bottom w:w="0" w:type="dxa"/>
-          </w:tblCellMar>
-        </w:tblPrEx>
         <w:tc>
           <w:tcPr>
             <w:tcW w:w="2800" w:type="dxa"/>
@@ -5634,12 +5442,6 @@
         <w:gridCol w:w="6360"/>
       </w:tblGrid>
       <w:tr>
-        <w:tblPrEx>
-          <w:tblCellMar>
-            <w:top w:w="0" w:type="dxa"/>
-            <w:bottom w:w="0" w:type="dxa"/>
-          </w:tblCellMar>
-        </w:tblPrEx>
         <w:tc>
           <w:tcPr>
             <w:tcW w:w="3000" w:type="dxa"/>
@@ -5702,12 +5504,6 @@
         </w:tc>
       </w:tr>
       <w:tr>
-        <w:tblPrEx>
-          <w:tblCellMar>
-            <w:top w:w="0" w:type="dxa"/>
-            <w:bottom w:w="0" w:type="dxa"/>
-          </w:tblCellMar>
-        </w:tblPrEx>
         <w:tc>
           <w:tcPr>
             <w:tcW w:w="3000" w:type="dxa"/>
@@ -5764,12 +5560,6 @@
         </w:tc>
       </w:tr>
       <w:tr>
-        <w:tblPrEx>
-          <w:tblCellMar>
-            <w:top w:w="0" w:type="dxa"/>
-            <w:bottom w:w="0" w:type="dxa"/>
-          </w:tblCellMar>
-        </w:tblPrEx>
         <w:tc>
           <w:tcPr>
             <w:tcW w:w="3000" w:type="dxa"/>
@@ -5826,12 +5616,6 @@
         </w:tc>
       </w:tr>
       <w:tr>
-        <w:tblPrEx>
-          <w:tblCellMar>
-            <w:top w:w="0" w:type="dxa"/>
-            <w:bottom w:w="0" w:type="dxa"/>
-          </w:tblCellMar>
-        </w:tblPrEx>
         <w:tc>
           <w:tcPr>
             <w:tcW w:w="3000" w:type="dxa"/>
@@ -5888,12 +5672,6 @@
         </w:tc>
       </w:tr>
       <w:tr>
-        <w:tblPrEx>
-          <w:tblCellMar>
-            <w:top w:w="0" w:type="dxa"/>
-            <w:bottom w:w="0" w:type="dxa"/>
-          </w:tblCellMar>
-        </w:tblPrEx>
         <w:tc>
           <w:tcPr>
             <w:tcW w:w="3000" w:type="dxa"/>
@@ -5950,12 +5728,6 @@
         </w:tc>
       </w:tr>
       <w:tr>
-        <w:tblPrEx>
-          <w:tblCellMar>
-            <w:top w:w="0" w:type="dxa"/>
-            <w:bottom w:w="0" w:type="dxa"/>
-          </w:tblCellMar>
-        </w:tblPrEx>
         <w:tc>
           <w:tcPr>
             <w:tcW w:w="3000" w:type="dxa"/>
@@ -6013,12 +5785,6 @@
         </w:tc>
       </w:tr>
       <w:tr>
-        <w:tblPrEx>
-          <w:tblCellMar>
-            <w:top w:w="0" w:type="dxa"/>
-            <w:bottom w:w="0" w:type="dxa"/>
-          </w:tblCellMar>
-        </w:tblPrEx>
         <w:tc>
           <w:tcPr>
             <w:tcW w:w="3000" w:type="dxa"/>
@@ -6197,10 +5963,10 @@
           <w:noProof/>
         </w:rPr>
         <w:drawing>
-          <wp:inline distT="0" distB="0" distL="0" distR="0" wp14:anchorId="728FD57E" wp14:editId="0DA42A6C">
-            <wp:extent cx="6172200" cy="3462020"/>
-            <wp:effectExtent l="0" t="0" r="0" b="5080"/>
-            <wp:docPr id="321810181" name="Picture 1"/>
+          <wp:inline distT="0" distB="0" distL="0" distR="0" wp14:anchorId="759544D7" wp14:editId="1D8DDC72">
+            <wp:extent cx="6172200" cy="3451225"/>
+            <wp:effectExtent l="0" t="0" r="0" b="0"/>
+            <wp:docPr id="761414447" name="Picture 2"/>
             <wp:cNvGraphicFramePr>
               <a:graphicFrameLocks xmlns:a="http://schemas.openxmlformats.org/drawingml/2006/main" noChangeAspect="1"/>
             </wp:cNvGraphicFramePr>
@@ -6208,7 +5974,7 @@
               <a:graphicData uri="http://schemas.openxmlformats.org/drawingml/2006/picture">
                 <pic:pic xmlns:pic="http://schemas.openxmlformats.org/drawingml/2006/picture">
                   <pic:nvPicPr>
-                    <pic:cNvPr id="321810181" name="Picture 321810181"/>
+                    <pic:cNvPr id="761414447" name="Picture 761414447"/>
                     <pic:cNvPicPr/>
                   </pic:nvPicPr>
                   <pic:blipFill>
@@ -6226,7 +5992,7 @@
                   <pic:spPr>
                     <a:xfrm>
                       <a:off x="0" y="0"/>
-                      <a:ext cx="6172200" cy="3462020"/>
+                      <a:ext cx="6172200" cy="3451225"/>
                     </a:xfrm>
                     <a:prstGeom prst="rect">
                       <a:avLst/>
